--- a/docs/API_REFERENCE.docx
+++ b/docs/API_REFERENCE.docx
@@ -298,6 +298,14 @@
       </w:pPr>
       <w:r>
         <w:t>[Realtime (Socket.IO)](#19-realtime-socketio)</w:t>
+      </w:r>
+    </w:p>
+    <w:p>
+      <w:pPr>
+        <w:pStyle w:val="ListBullet"/>
+      </w:pPr>
+      <w:r>
+        <w:t>[19a. Push notifications (FCM)](#19a-push-notifications-firebase-cloud-messaging)</w:t>
       </w:r>
     </w:p>
     <w:p>
@@ -2797,6 +2805,46 @@
             <w:r/>
             <w:r>
               <w:t>User already has that active zone assignment</w:t>
+            </w:r>
+          </w:p>
+        </w:tc>
+      </w:tr>
+      <w:tr>
+        <w:tc>
+          <w:tcPr>
+            <w:tcW w:type="dxa" w:w="2880"/>
+          </w:tcPr>
+          <w:p>
+            <w:r/>
+            <w:r>
+              <w:rPr>
+                <w:rFonts w:ascii="Consolas" w:hAnsi="Consolas"/>
+                <w:color w:val="B02A37"/>
+                <w:sz w:val="19"/>
+              </w:rPr>
+              <w:t>DUPLICATE_ZONE_NAME</w:t>
+            </w:r>
+          </w:p>
+        </w:tc>
+        <w:tc>
+          <w:tcPr>
+            <w:tcW w:type="dxa" w:w="2880"/>
+          </w:tcPr>
+          <w:p>
+            <w:r/>
+            <w:r>
+              <w:t>409</w:t>
+            </w:r>
+          </w:p>
+        </w:tc>
+        <w:tc>
+          <w:tcPr>
+            <w:tcW w:type="dxa" w:w="2880"/>
+          </w:tcPr>
+          <w:p>
+            <w:r/>
+            <w:r>
+              <w:t>Another zone under the same client already has that name (case-insensitive)</w:t>
             </w:r>
           </w:p>
         </w:tc>
@@ -6617,7 +6665,16 @@
           <w:p>
             <w:r/>
             <w:r>
-              <w:t>1–120</w:t>
+              <w:t xml:space="preserve">1–120; </w:t>
+            </w:r>
+            <w:r>
+              <w:rPr>
+                <w:b/>
+              </w:rPr>
+              <w:t>unique per client, case-insensitive</w:t>
+            </w:r>
+            <w:r>
+              <w:t xml:space="preserve"> (a zone and a sub-zone under the same client may not share a name)</w:t>
             </w:r>
           </w:p>
         </w:tc>
@@ -6716,7 +6773,47 @@
         <w:t>400</w:t>
       </w:r>
       <w:r>
-        <w:t xml:space="preserve"> if the parent doesn't exist or belongs to a different client.</w:t>
+        <w:t xml:space="preserve"> if the parent doesn't exist or belongs to a different client;</w:t>
+      </w:r>
+    </w:p>
+    <w:p>
+      <w:r>
+        <w:rPr>
+          <w:rFonts w:ascii="Consolas" w:hAnsi="Consolas"/>
+          <w:color w:val="B02A37"/>
+          <w:sz w:val="19"/>
+        </w:rPr>
+        <w:t>409 DUPLICATE_ZONE_NAME</w:t>
+      </w:r>
+      <w:r>
+        <w:t xml:space="preserve"> if another zone under the same client already has that</w:t>
+      </w:r>
+    </w:p>
+    <w:p>
+      <w:r>
+        <w:t xml:space="preserve">name (case-insensitive). </w:t>
+      </w:r>
+      <w:r>
+        <w:rPr>
+          <w:rFonts w:ascii="Consolas" w:hAnsi="Consolas"/>
+          <w:color w:val="B02A37"/>
+          <w:sz w:val="19"/>
+        </w:rPr>
+        <w:t>PATCH /zones/:id</w:t>
+      </w:r>
+      <w:r>
+        <w:t xml:space="preserve"> returns the same </w:t>
+      </w:r>
+      <w:r>
+        <w:rPr>
+          <w:rFonts w:ascii="Consolas" w:hAnsi="Consolas"/>
+          <w:color w:val="B02A37"/>
+          <w:sz w:val="19"/>
+        </w:rPr>
+        <w:t>409</w:t>
+      </w:r>
+      <w:r>
+        <w:t xml:space="preserve"> on rename.</w:t>
       </w:r>
     </w:p>
     <w:p>
@@ -12147,7 +12244,7 @@
     </w:p>
     <w:p>
       <w:r>
-        <w:t>verifies it and joins you to server-derived rooms:</w:t>
+        <w:t>verifies it and joins you to server-derived rooms (clients never name their own rooms):</w:t>
       </w:r>
     </w:p>
     <w:p>
@@ -12163,7 +12260,18 @@
         <w:t>client:&lt;clientId&gt;</w:t>
       </w:r>
       <w:r>
-        <w:t xml:space="preserve"> — your client room</w:t>
+        <w:t xml:space="preserve"> — your client room (any user with a </w:t>
+      </w:r>
+      <w:r>
+        <w:rPr>
+          <w:rFonts w:ascii="Consolas" w:hAnsi="Consolas"/>
+          <w:color w:val="B02A37"/>
+          <w:sz w:val="19"/>
+        </w:rPr>
+        <w:t>clientId</w:t>
+      </w:r>
+      <w:r>
+        <w:t>)</w:t>
       </w:r>
     </w:p>
     <w:p>
@@ -12179,7 +12287,62 @@
         <w:t>zone:&lt;zoneId&gt;</w:t>
       </w:r>
       <w:r>
-        <w:t xml:space="preserve"> — each of your active zone assignments</w:t>
+        <w:t xml:space="preserve"> — each of your active </w:t>
+      </w:r>
+      <w:r>
+        <w:rPr>
+          <w:b/>
+        </w:rPr>
+        <w:t>zone assignments</w:t>
+      </w:r>
+      <w:r>
+        <w:t xml:space="preserve"> (incharge / staff)</w:t>
+      </w:r>
+    </w:p>
+    <w:p>
+      <w:pPr>
+        <w:pStyle w:val="ListBullet"/>
+      </w:pPr>
+      <w:r>
+        <w:rPr>
+          <w:rFonts w:ascii="Consolas" w:hAnsi="Consolas"/>
+          <w:color w:val="B02A37"/>
+          <w:sz w:val="19"/>
+        </w:rPr>
+        <w:t>zone:&lt;zoneId&gt;</w:t>
+      </w:r>
+      <w:r>
+        <w:t xml:space="preserve"> / </w:t>
+      </w:r>
+      <w:r>
+        <w:rPr>
+          <w:rFonts w:ascii="Consolas" w:hAnsi="Consolas"/>
+          <w:color w:val="B02A37"/>
+          <w:sz w:val="19"/>
+        </w:rPr>
+        <w:t>client:&lt;clientId&gt;</w:t>
+      </w:r>
+      <w:r>
+        <w:t xml:space="preserve"> — each of a </w:t>
+      </w:r>
+      <w:r>
+        <w:rPr>
+          <w:b/>
+        </w:rPr>
+        <w:t>technician's</w:t>
+      </w:r>
+    </w:p>
+    <w:p>
+      <w:r>
+        <w:rPr>
+          <w:rFonts w:ascii="Consolas" w:hAnsi="Consolas"/>
+          <w:color w:val="B02A37"/>
+          <w:sz w:val="19"/>
+        </w:rPr>
+        <w:t>technician_assignments</w:t>
+      </w:r>
+      <w:r>
+        <w:t xml:space="preserve"> (coverage rooms; a technician has no zone_assignments)</w:t>
       </w:r>
     </w:p>
     <w:p>
@@ -12464,7 +12627,12 @@
     <w:p/>
     <w:p>
       <w:r>
-        <w:t xml:space="preserve">Events are routed to the relevant </w:t>
+        <w:t>Each event fans out to the device's **zone + every ancestor zone + owning client</w:t>
+      </w:r>
+    </w:p>
+    <w:p>
+      <w:r>
+        <w:t xml:space="preserve">+ </w:t>
       </w:r>
       <w:r>
         <w:rPr>
@@ -12472,10 +12640,130 @@
           <w:color w:val="B02A37"/>
           <w:sz w:val="19"/>
         </w:rPr>
-        <w:t>zone:</w:t>
-      </w:r>
-      <w:r>
-        <w:t xml:space="preserve"> / </w:t>
+        <w:t>platform:all</w:t>
+      </w:r>
+      <w:r>
+        <w:t>**, so clients only receive what their scope covers (with the one</w:t>
+      </w:r>
+    </w:p>
+    <w:p>
+      <w:r>
+        <w:t>known exception noted below).</w:t>
+      </w:r>
+    </w:p>
+    <w:p>
+      <w:pPr>
+        <w:ind w:left="240"/>
+      </w:pPr>
+      <w:r>
+        <w:rPr>
+          <w:b/>
+          <w:i/>
+        </w:rPr>
+        <w:t>Known gap:</w:t>
+      </w:r>
+      <w:r>
+        <w:rPr>
+          <w:i/>
+        </w:rPr>
+        <w:t xml:space="preserve"> the socket broadcast fans to *all* ancestor zones regardless of</w:t>
+      </w:r>
+    </w:p>
+    <w:p>
+      <w:pPr>
+        <w:ind w:left="240"/>
+      </w:pPr>
+      <w:r>
+        <w:rPr>
+          <w:rFonts w:ascii="Consolas" w:hAnsi="Consolas"/>
+          <w:i/>
+          <w:color w:val="B02A37"/>
+          <w:sz w:val="19"/>
+        </w:rPr>
+        <w:t>CASCADING_VISIBILITY</w:t>
+      </w:r>
+      <w:r>
+        <w:rPr>
+          <w:i/>
+        </w:rPr>
+        <w:t>, while HTTP reads and push honor it. With the flag off, a</w:t>
+      </w:r>
+    </w:p>
+    <w:p>
+      <w:pPr>
+        <w:ind w:left="240"/>
+      </w:pPr>
+      <w:r>
+        <w:rPr>
+          <w:i/>
+        </w:rPr>
+        <w:t>parent-zone incharge may get a live event for a child-zone issue they can't</w:t>
+      </w:r>
+    </w:p>
+    <w:p>
+      <w:pPr>
+        <w:ind w:left="240"/>
+      </w:pPr>
+      <w:r>
+        <w:rPr>
+          <w:i/>
+        </w:rPr>
+        <w:t>open over HTTP.</w:t>
+      </w:r>
+    </w:p>
+    <w:p>
+      <w:pPr>
+        <w:pStyle w:val="Heading1"/>
+      </w:pPr>
+      <w:r>
+        <w:rPr>
+          <w:color w:val="1F4E79"/>
+        </w:rPr>
+        <w:t>19a. Push notifications (Firebase Cloud Messaging)</w:t>
+      </w:r>
+    </w:p>
+    <w:p>
+      <w:r>
+        <w:t xml:space="preserve">The same domain events that drive realtime also drive </w:t>
+      </w:r>
+      <w:r>
+        <w:rPr>
+          <w:b/>
+        </w:rPr>
+        <w:t>push</w:t>
+      </w:r>
+      <w:r>
+        <w:t>. There is no push</w:t>
+      </w:r>
+    </w:p>
+    <w:p>
+      <w:r>
+        <w:t xml:space="preserve">API to call per event — clients only </w:t>
+      </w:r>
+      <w:r>
+        <w:rPr>
+          <w:b/>
+        </w:rPr>
+        <w:t>register a device token</w:t>
+      </w:r>
+      <w:r>
+        <w:t xml:space="preserve"> once, and the</w:t>
+      </w:r>
+    </w:p>
+    <w:p>
+      <w:r>
+        <w:t>server pushes automatically.</w:t>
+      </w:r>
+    </w:p>
+    <w:p>
+      <w:r>
+        <w:rPr>
+          <w:b/>
+        </w:rPr>
+        <w:t>Registration:</w:t>
+      </w:r>
+      <w:r>
+        <w:t xml:space="preserve"> </w:t>
       </w:r>
       <w:r>
         <w:rPr>
@@ -12483,15 +12771,566 @@
           <w:color w:val="B02A37"/>
           <w:sz w:val="19"/>
         </w:rPr>
-        <w:t>client:</w:t>
-      </w:r>
-      <w:r>
-        <w:t xml:space="preserve"> rooms so clients only receive what</w:t>
-      </w:r>
-    </w:p>
-    <w:p>
-      <w:r>
-        <w:t>their scope covers.</w:t>
+        <w:t>POST /auth/device-token</w:t>
+      </w:r>
+      <w:r>
+        <w:t xml:space="preserve"> (see §7) stores an FCM token per</w:t>
+      </w:r>
+    </w:p>
+    <w:p>
+      <w:r>
+        <w:t>user. Dead tokens are pruned automatically when FCM reports them unregistered.</w:t>
+      </w:r>
+    </w:p>
+    <w:p>
+      <w:r>
+        <w:rPr>
+          <w:b/>
+        </w:rPr>
+        <w:t>Configuration:</w:t>
+      </w:r>
+      <w:r>
+        <w:t xml:space="preserve"> FCM is enabled only when Firebase credentials are present in</w:t>
+      </w:r>
+    </w:p>
+    <w:p>
+      <w:r>
+        <w:t>the environment (</w:t>
+      </w:r>
+      <w:r>
+        <w:rPr>
+          <w:rFonts w:ascii="Consolas" w:hAnsi="Consolas"/>
+          <w:color w:val="B02A37"/>
+          <w:sz w:val="19"/>
+        </w:rPr>
+        <w:t>FIREBASE_SERVICE_ACCOUNT</w:t>
+      </w:r>
+      <w:r>
+        <w:t xml:space="preserve">, or </w:t>
+      </w:r>
+      <w:r>
+        <w:rPr>
+          <w:rFonts w:ascii="Consolas" w:hAnsi="Consolas"/>
+          <w:color w:val="B02A37"/>
+          <w:sz w:val="19"/>
+        </w:rPr>
+        <w:t>FIREBASE_PROJECT_ID</w:t>
+      </w:r>
+      <w:r>
+        <w:t xml:space="preserve"> +</w:t>
+      </w:r>
+    </w:p>
+    <w:p>
+      <w:r>
+        <w:rPr>
+          <w:rFonts w:ascii="Consolas" w:hAnsi="Consolas"/>
+          <w:color w:val="B02A37"/>
+          <w:sz w:val="19"/>
+        </w:rPr>
+        <w:t>FIREBASE_CLIENT_EMAIL</w:t>
+      </w:r>
+      <w:r>
+        <w:t xml:space="preserve"> + </w:t>
+      </w:r>
+      <w:r>
+        <w:rPr>
+          <w:rFonts w:ascii="Consolas" w:hAnsi="Consolas"/>
+          <w:color w:val="B02A37"/>
+          <w:sz w:val="19"/>
+        </w:rPr>
+        <w:t>FIREBASE_PRIVATE_KEY</w:t>
+      </w:r>
+      <w:r>
+        <w:t>). When unset, the sender is a</w:t>
+      </w:r>
+    </w:p>
+    <w:p>
+      <w:r>
+        <w:t xml:space="preserve">logged </w:t>
+      </w:r>
+      <w:r>
+        <w:rPr>
+          <w:b/>
+        </w:rPr>
+        <w:t>no-op</w:t>
+      </w:r>
+      <w:r>
+        <w:t xml:space="preserve"> — the API still runs, it just doesn't dispatch pushes.</w:t>
+      </w:r>
+    </w:p>
+    <w:p>
+      <w:r>
+        <w:rPr>
+          <w:b/>
+        </w:rPr>
+        <w:t>Who gets pushed, per event</w:t>
+      </w:r>
+    </w:p>
+    <w:tbl>
+      <w:tblPr>
+        <w:tblStyle w:val="LightGrid-Accent1"/>
+        <w:tblW w:type="auto" w:w="0"/>
+        <w:jc w:val="left"/>
+        <w:tblLook w:firstColumn="1" w:firstRow="1" w:lastColumn="0" w:lastRow="0" w:noHBand="0" w:noVBand="1" w:val="04A0"/>
+      </w:tblPr>
+      <w:tblGrid>
+        <w:gridCol w:w="2880"/>
+        <w:gridCol w:w="2880"/>
+        <w:gridCol w:w="2880"/>
+      </w:tblGrid>
+      <w:tr>
+        <w:tc>
+          <w:tcPr>
+            <w:tcW w:type="dxa" w:w="2880"/>
+          </w:tcPr>
+          <w:p>
+            <w:r>
+              <w:rPr>
+                <w:b/>
+              </w:rPr>
+            </w:r>
+            <w:r>
+              <w:rPr>
+                <w:b/>
+              </w:rPr>
+              <w:t>Issue event → status</w:t>
+            </w:r>
+          </w:p>
+        </w:tc>
+        <w:tc>
+          <w:tcPr>
+            <w:tcW w:type="dxa" w:w="2880"/>
+          </w:tcPr>
+          <w:p>
+            <w:r>
+              <w:rPr>
+                <w:b/>
+              </w:rPr>
+            </w:r>
+            <w:r>
+              <w:rPr>
+                <w:b/>
+              </w:rPr>
+              <w:t>Recipients</w:t>
+            </w:r>
+          </w:p>
+        </w:tc>
+        <w:tc>
+          <w:tcPr>
+            <w:tcW w:type="dxa" w:w="2880"/>
+          </w:tcPr>
+          <w:p>
+            <w:r>
+              <w:rPr>
+                <w:b/>
+              </w:rPr>
+            </w:r>
+            <w:r>
+              <w:rPr>
+                <w:rFonts w:ascii="Consolas" w:hAnsi="Consolas"/>
+                <w:b/>
+                <w:color w:val="B02A37"/>
+                <w:sz w:val="19"/>
+              </w:rPr>
+              <w:t>data.type</w:t>
+            </w:r>
+          </w:p>
+        </w:tc>
+      </w:tr>
+      <w:tr>
+        <w:tc>
+          <w:tcPr>
+            <w:tcW w:type="dxa" w:w="2880"/>
+          </w:tcPr>
+          <w:p>
+            <w:r/>
+            <w:r>
+              <w:rPr>
+                <w:rFonts w:ascii="Consolas" w:hAnsi="Consolas"/>
+                <w:color w:val="B02A37"/>
+                <w:sz w:val="19"/>
+              </w:rPr>
+              <w:t>issue:created</w:t>
+            </w:r>
+          </w:p>
+        </w:tc>
+        <w:tc>
+          <w:tcPr>
+            <w:tcW w:type="dxa" w:w="2880"/>
+          </w:tcPr>
+          <w:p>
+            <w:r/>
+            <w:r>
+              <w:t>client_admin(s) + device-zone incharge(s)¹</w:t>
+            </w:r>
+          </w:p>
+        </w:tc>
+        <w:tc>
+          <w:tcPr>
+            <w:tcW w:type="dxa" w:w="2880"/>
+          </w:tcPr>
+          <w:p>
+            <w:r/>
+            <w:r>
+              <w:rPr>
+                <w:rFonts w:ascii="Consolas" w:hAnsi="Consolas"/>
+                <w:color w:val="B02A37"/>
+                <w:sz w:val="19"/>
+              </w:rPr>
+              <w:t>issue_created</w:t>
+            </w:r>
+          </w:p>
+        </w:tc>
+      </w:tr>
+      <w:tr>
+        <w:tc>
+          <w:tcPr>
+            <w:tcW w:type="dxa" w:w="2880"/>
+          </w:tcPr>
+          <w:p>
+            <w:r/>
+            <w:r>
+              <w:t xml:space="preserve">→ </w:t>
+            </w:r>
+            <w:r>
+              <w:rPr>
+                <w:rFonts w:ascii="Consolas" w:hAnsi="Consolas"/>
+                <w:color w:val="B02A37"/>
+                <w:sz w:val="19"/>
+              </w:rPr>
+              <w:t>assigned</w:t>
+            </w:r>
+          </w:p>
+        </w:tc>
+        <w:tc>
+          <w:tcPr>
+            <w:tcW w:type="dxa" w:w="2880"/>
+          </w:tcPr>
+          <w:p>
+            <w:r/>
+            <w:r>
+              <w:t>the assigned technician</w:t>
+            </w:r>
+          </w:p>
+        </w:tc>
+        <w:tc>
+          <w:tcPr>
+            <w:tcW w:type="dxa" w:w="2880"/>
+          </w:tcPr>
+          <w:p>
+            <w:r/>
+            <w:r>
+              <w:rPr>
+                <w:rFonts w:ascii="Consolas" w:hAnsi="Consolas"/>
+                <w:color w:val="B02A37"/>
+                <w:sz w:val="19"/>
+              </w:rPr>
+              <w:t>issue_assigned</w:t>
+            </w:r>
+          </w:p>
+        </w:tc>
+      </w:tr>
+      <w:tr>
+        <w:tc>
+          <w:tcPr>
+            <w:tcW w:type="dxa" w:w="2880"/>
+          </w:tcPr>
+          <w:p>
+            <w:r/>
+            <w:r>
+              <w:t xml:space="preserve">→ </w:t>
+            </w:r>
+            <w:r>
+              <w:rPr>
+                <w:rFonts w:ascii="Consolas" w:hAnsi="Consolas"/>
+                <w:color w:val="B02A37"/>
+                <w:sz w:val="19"/>
+              </w:rPr>
+              <w:t>in_progress</w:t>
+            </w:r>
+          </w:p>
+        </w:tc>
+        <w:tc>
+          <w:tcPr>
+            <w:tcW w:type="dxa" w:w="2880"/>
+          </w:tcPr>
+          <w:p>
+            <w:r/>
+            <w:r>
+              <w:t>raiser + incharge</w:t>
+            </w:r>
+          </w:p>
+        </w:tc>
+        <w:tc>
+          <w:tcPr>
+            <w:tcW w:type="dxa" w:w="2880"/>
+          </w:tcPr>
+          <w:p>
+            <w:r/>
+            <w:r>
+              <w:rPr>
+                <w:rFonts w:ascii="Consolas" w:hAnsi="Consolas"/>
+                <w:color w:val="B02A37"/>
+                <w:sz w:val="19"/>
+              </w:rPr>
+              <w:t>issue_in_progress</w:t>
+            </w:r>
+          </w:p>
+        </w:tc>
+      </w:tr>
+      <w:tr>
+        <w:tc>
+          <w:tcPr>
+            <w:tcW w:type="dxa" w:w="2880"/>
+          </w:tcPr>
+          <w:p>
+            <w:r/>
+            <w:r>
+              <w:t xml:space="preserve">→ </w:t>
+            </w:r>
+            <w:r>
+              <w:rPr>
+                <w:rFonts w:ascii="Consolas" w:hAnsi="Consolas"/>
+                <w:color w:val="B02A37"/>
+                <w:sz w:val="19"/>
+              </w:rPr>
+              <w:t>on_hold</w:t>
+            </w:r>
+          </w:p>
+        </w:tc>
+        <w:tc>
+          <w:tcPr>
+            <w:tcW w:type="dxa" w:w="2880"/>
+          </w:tcPr>
+          <w:p>
+            <w:r/>
+            <w:r>
+              <w:t>raiser + incharge</w:t>
+            </w:r>
+          </w:p>
+        </w:tc>
+        <w:tc>
+          <w:tcPr>
+            <w:tcW w:type="dxa" w:w="2880"/>
+          </w:tcPr>
+          <w:p>
+            <w:r/>
+            <w:r>
+              <w:rPr>
+                <w:rFonts w:ascii="Consolas" w:hAnsi="Consolas"/>
+                <w:color w:val="B02A37"/>
+                <w:sz w:val="19"/>
+              </w:rPr>
+              <w:t>issue_on_hold</w:t>
+            </w:r>
+          </w:p>
+        </w:tc>
+      </w:tr>
+      <w:tr>
+        <w:tc>
+          <w:tcPr>
+            <w:tcW w:type="dxa" w:w="2880"/>
+          </w:tcPr>
+          <w:p>
+            <w:r/>
+            <w:r>
+              <w:t xml:space="preserve">→ </w:t>
+            </w:r>
+            <w:r>
+              <w:rPr>
+                <w:rFonts w:ascii="Consolas" w:hAnsi="Consolas"/>
+                <w:color w:val="B02A37"/>
+                <w:sz w:val="19"/>
+              </w:rPr>
+              <w:t>resolved</w:t>
+            </w:r>
+          </w:p>
+        </w:tc>
+        <w:tc>
+          <w:tcPr>
+            <w:tcW w:type="dxa" w:w="2880"/>
+          </w:tcPr>
+          <w:p>
+            <w:r/>
+            <w:r>
+              <w:t>raiser + incharge</w:t>
+            </w:r>
+          </w:p>
+        </w:tc>
+        <w:tc>
+          <w:tcPr>
+            <w:tcW w:type="dxa" w:w="2880"/>
+          </w:tcPr>
+          <w:p>
+            <w:r/>
+            <w:r>
+              <w:rPr>
+                <w:rFonts w:ascii="Consolas" w:hAnsi="Consolas"/>
+                <w:color w:val="B02A37"/>
+                <w:sz w:val="19"/>
+              </w:rPr>
+              <w:t>issue_resolved</w:t>
+            </w:r>
+          </w:p>
+        </w:tc>
+      </w:tr>
+      <w:tr>
+        <w:tc>
+          <w:tcPr>
+            <w:tcW w:type="dxa" w:w="2880"/>
+          </w:tcPr>
+          <w:p>
+            <w:r/>
+            <w:r>
+              <w:t xml:space="preserve">→ </w:t>
+            </w:r>
+            <w:r>
+              <w:rPr>
+                <w:rFonts w:ascii="Consolas" w:hAnsi="Consolas"/>
+                <w:color w:val="B02A37"/>
+                <w:sz w:val="19"/>
+              </w:rPr>
+              <w:t>reopened</w:t>
+            </w:r>
+          </w:p>
+        </w:tc>
+        <w:tc>
+          <w:tcPr>
+            <w:tcW w:type="dxa" w:w="2880"/>
+          </w:tcPr>
+          <w:p>
+            <w:r/>
+            <w:r>
+              <w:t>the assigned technician</w:t>
+            </w:r>
+          </w:p>
+        </w:tc>
+        <w:tc>
+          <w:tcPr>
+            <w:tcW w:type="dxa" w:w="2880"/>
+          </w:tcPr>
+          <w:p>
+            <w:r/>
+            <w:r>
+              <w:rPr>
+                <w:rFonts w:ascii="Consolas" w:hAnsi="Consolas"/>
+                <w:color w:val="B02A37"/>
+                <w:sz w:val="19"/>
+              </w:rPr>
+              <w:t>issue_reopened</w:t>
+            </w:r>
+          </w:p>
+        </w:tc>
+      </w:tr>
+      <w:tr>
+        <w:tc>
+          <w:tcPr>
+            <w:tcW w:type="dxa" w:w="2880"/>
+          </w:tcPr>
+          <w:p>
+            <w:r/>
+            <w:r>
+              <w:t xml:space="preserve">→ </w:t>
+            </w:r>
+            <w:r>
+              <w:rPr>
+                <w:rFonts w:ascii="Consolas" w:hAnsi="Consolas"/>
+                <w:color w:val="B02A37"/>
+                <w:sz w:val="19"/>
+              </w:rPr>
+              <w:t>closed</w:t>
+            </w:r>
+          </w:p>
+        </w:tc>
+        <w:tc>
+          <w:tcPr>
+            <w:tcW w:type="dxa" w:w="2880"/>
+          </w:tcPr>
+          <w:p>
+            <w:r/>
+            <w:r>
+              <w:t>raiser + technician</w:t>
+            </w:r>
+          </w:p>
+        </w:tc>
+        <w:tc>
+          <w:tcPr>
+            <w:tcW w:type="dxa" w:w="2880"/>
+          </w:tcPr>
+          <w:p>
+            <w:r/>
+            <w:r>
+              <w:rPr>
+                <w:rFonts w:ascii="Consolas" w:hAnsi="Consolas"/>
+                <w:color w:val="B02A37"/>
+                <w:sz w:val="19"/>
+              </w:rPr>
+              <w:t>issue_closed</w:t>
+            </w:r>
+          </w:p>
+        </w:tc>
+      </w:tr>
+    </w:tbl>
+    <w:p/>
+    <w:p>
+      <w:r>
+        <w:t xml:space="preserve">¹ Incharge pushes honor </w:t>
+      </w:r>
+      <w:r>
+        <w:rPr>
+          <w:rFonts w:ascii="Consolas" w:hAnsi="Consolas"/>
+          <w:color w:val="B02A37"/>
+          <w:sz w:val="19"/>
+        </w:rPr>
+        <w:t>CASCADING_VISIBILITY</w:t>
+      </w:r>
+      <w:r>
+        <w:t>: own zone only, unless the flag is</w:t>
+      </w:r>
+    </w:p>
+    <w:p>
+      <w:r>
+        <w:t>on (then zone + ancestors).</w:t>
+      </w:r>
+    </w:p>
+    <w:p>
+      <w:r>
+        <w:rPr>
+          <w:b/>
+        </w:rPr>
+        <w:t>Payload the device receives</w:t>
+      </w:r>
+    </w:p>
+    <w:p>
+      <w:pPr>
+        <w:spacing w:before="80" w:after="160"/>
+        <w:ind w:left="120"/>
+        <w:shd w:val="clear" w:color="auto" w:fill="F2F2F2"/>
+      </w:pPr>
+      <w:r>
+        <w:rPr>
+          <w:rFonts w:ascii="Consolas" w:hAnsi="Consolas"/>
+          <w:sz w:val="18"/>
+        </w:rPr>
+        <w:t>{ "notification": { "title": "New issue assigned", "body": "Cam - Snake Enclosure East: no power" },</w:t>
+        <w:br/>
+        <w:t xml:space="preserve">  "data": { "type": "issue_assigned", "issueId": "f0000000-...0001" } }</w:t>
+      </w:r>
+    </w:p>
+    <w:p>
+      <w:r>
+        <w:t xml:space="preserve">The </w:t>
+      </w:r>
+      <w:r>
+        <w:rPr>
+          <w:rFonts w:ascii="Consolas" w:hAnsi="Consolas"/>
+          <w:color w:val="B02A37"/>
+          <w:sz w:val="19"/>
+        </w:rPr>
+        <w:t>data.issueId</w:t>
+      </w:r>
+      <w:r>
+        <w:t xml:space="preserve"> is used to deep-link into the issue detail screen.</w:t>
       </w:r>
     </w:p>
     <w:p>
